--- a/backend/tools/Journal/output/template_test/test_mev.docx
+++ b/backend/tools/Journal/output/template_test/test_mev.docx
@@ -225,7 +225,7 @@
           <w:i w:val="0"/>
           <w:u w:val="none"/>
         </w:rPr>
-        <w:t>[1] {'authors': 'Vaswani, A. et al.', 'title': 'Attention is All You Need', 'year': '2017', 'venue': 'NeurIPS'}</w:t>
+        <w:t>[1] Vaswani, A. et al. (2017) "Attention is All You Need,".</w:t>
       </w:r>
     </w:p>
     <w:p>
@@ -239,7 +239,7 @@
           <w:i w:val="0"/>
           <w:u w:val="none"/>
         </w:rPr>
-        <w:t>[2] {'authors': 'Devlin, J. et al.', 'title': 'BERT: Pre-training of Deep Bidirectional Transformers', 'year': '2018', 'venue': 'NAACL'}</w:t>
+        <w:t>[2] Devlin, J. et al. (2018) "BERT: Pre-training of Deep Bidirectional Transformers,".</w:t>
       </w:r>
     </w:p>
     <w:p>
@@ -253,7 +253,7 @@
           <w:i w:val="0"/>
           <w:u w:val="none"/>
         </w:rPr>
-        <w:t>[3] {'authors': 'Brown, T. et al.', 'title': 'Language Models are Few-Shot Learners', 'year': '2020', 'venue': 'NeurIPS'}</w:t>
+        <w:t>[3] Brown, T. et al. (2020) "Language Models are Few-Shot Learners,".</w:t>
       </w:r>
     </w:p>
     <w:p>
@@ -267,7 +267,7 @@
           <w:i w:val="0"/>
           <w:u w:val="none"/>
         </w:rPr>
-        <w:t>[4] {'authors': 'Mikolov, T. et al.', 'title': 'Distributed Representations of Words', 'year': '2013', 'venue': 'NeurIPS'}</w:t>
+        <w:t>[4] Mikolov, T. et al. (2013) "Distributed Representations of Words,".</w:t>
       </w:r>
     </w:p>
     <w:p>
@@ -281,7 +281,7 @@
           <w:i w:val="0"/>
           <w:u w:val="none"/>
         </w:rPr>
-        <w:t>[5] {'authors': 'Hochreiter, S. et al.', 'title': 'Long Short-Term Memory', 'year': '1997', 'venue': 'Neural Computation'}</w:t>
+        <w:t>[5] Hochreiter, S. et al. (1997) "Long Short-Term Memory,".</w:t>
       </w:r>
     </w:p>
     <w:sectPr>
